--- a/cf/sh/u/files/u052.docx
+++ b/cf/sh/u/files/u052.docx
@@ -20,7 +20,7 @@
     </w:p>
     <w:p>
       <w:r>
-        <w:t>請針對每個題目，把答案填在「回答：」後面（越具體越好）；填好後請放回您的部門資料夾即可，不需回信。</w:t>
+        <w:t>這份問卷是想更了解您的實際作業，好把您的 AI 助理做得更貼近需求。第一部分請把答案填在「回答：」後面（越具體越好）；第二部分只是先讓您了解，之後用的時候再一起調整，不用現在填。填好後放回您的部門資料夾即可，不需回信。</w:t>
       </w:r>
     </w:p>
     <w:p>
@@ -32,8 +32,16 @@
       </w:r>
     </w:p>
     <w:p>
+      <w:pPr>
+        <w:pStyle w:val="Heading2"/>
+      </w:pPr>
       <w:r>
-        <w:t>1. MES 生產製令明細的實際匯出欄位有哪些？能否提供一份去識別化匯出檔？</w:t>
+        <w:t>一、請您提供或確認的事情</w:t>
+      </w:r>
+    </w:p>
+    <w:p>
+      <w:r>
+        <w:t>1. 請提供一份 MES 系統（現場生產管理系統）匯出的生產製令明細檔（把敏感資料塗掉），讓我確認裡面有哪些欄位、名稱怎麼寫。</w:t>
       </w:r>
     </w:p>
     <w:p>
@@ -43,7 +51,7 @@
     </w:p>
     <w:p>
       <w:r>
-        <w:t>2. 製程一組現行每日工作日報表的格式範本（生管要的欄位與排版）？</w:t>
+        <w:t>2. 請提供現在製程一組每天在做的那份工作日報表格式（生管要看的欄位和排版長怎樣），我照它產出。</w:t>
       </w:r>
     </w:p>
     <w:p>
@@ -53,7 +61,7 @@
     </w:p>
     <w:p>
       <w:r>
-        <w:t>3. 異常判定門檻（完工超計畫、長時間在製的天數）口徑為何？</w:t>
+        <w:t>3. 請告訴我「異常」怎麼算才要標出來（例如完工數比計畫還多、某張製令拖太久沒結，超過幾天算久），這樣 AI 標的口徑才會一致。</w:t>
       </w:r>
     </w:p>
     <w:p>
@@ -63,7 +71,7 @@
     </w:p>
     <w:p>
       <w:r>
-        <w:t>4. 機種／品名是否有代碼？需要對照表讓報表可讀嗎？</w:t>
+        <w:t>4. 如果製令號、機種是用代碼表示，請提供一份代碼對照表，讓報表看得懂。</w:t>
       </w:r>
     </w:p>
     <w:p>
@@ -73,7 +81,7 @@
     </w:p>
     <w:p>
       <w:r>
-        <w:t>5. MES 能否定期自動匯出 CSV？匯出頻率為何？</w:t>
+        <w:t>5. 請確認 MES 能不能固定每天匯出成 CSV 檔，這樣接起來最順、最省力。</w:t>
       </w:r>
     </w:p>
     <w:p>
@@ -82,13 +90,31 @@
       </w:r>
     </w:p>
     <w:p>
+      <w:pPr>
+        <w:pStyle w:val="Heading2"/>
+      </w:pPr>
       <w:r>
-        <w:t>6. 日報表是逐工單列示還是依製程站別彙總？</w:t>
+        <w:t>二、要用了之後、跟 AI 一起調整的事情（先了解即可，不用現在填）</w:t>
       </w:r>
     </w:p>
     <w:p>
       <w:r>
-        <w:t>回答：</w:t>
+        <w:t>• 先貼一天的真實製令明細給 AI 試跑，核對它彙整的合計數字對不對、欄位有沒有對齊，錯的地方直接跟它講就會改。</w:t>
+      </w:r>
+    </w:p>
+    <w:p>
+      <w:r>
+        <w:t>• AI 只幫您把數字整理和標出異常（例如完工超出計畫、工時沒填），最後要不要結令、MES 上的數字怎麼處理都由您決定，它不會自己動系統。</w:t>
+      </w:r>
+    </w:p>
+    <w:p>
+      <w:r>
+        <w:t>• 如果它把某些正常狀況誤標成異常，把您的判斷門檻講給它（例如「在製超過3天才算久」），它會照著調整。</w:t>
+      </w:r>
+    </w:p>
+    <w:p>
+      <w:r>
+        <w:t>• 用一陣子後如果生管想加看某個欄位，直接跟 AI 說要多加什麼，它會把日報表格式一起更新。</w:t>
       </w:r>
     </w:p>
     <w:p/>
